--- a/printables/gardens/U2-garden.docx
+++ b/printables/gardens/U2-garden.docx
@@ -184,7 +184,7 @@
           <w:color w:val="E85D04"/>
           <w:sz w:val="24"/>
         </w:rPr>
-        <w:t>二、说说意思（用自己的话）</w:t>
+        <w:t>二、根据意思写出原句</w:t>
       </w:r>
     </w:p>
     <w:p>
@@ -198,21 +198,21 @@
           <w:color w:val="1C1917"/>
           <w:sz w:val="24"/>
         </w:rPr>
-        <w:t>1. 「好问则裕，自用则小。」意思是：</w:t>
+        <w:t>1. 意思：勤问才能知识丰富；自以为是就眼界狭小。（《尚书》）</w:t>
       </w:r>
     </w:p>
     <w:p>
       <w:pPr>
-        <w:spacing w:before="0" w:after="200" w:line="288" w:lineRule="auto"/>
+        <w:spacing w:before="0" w:after="160" w:line="288" w:lineRule="auto"/>
       </w:pPr>
       <w:r>
         <w:rPr>
           <w:rFonts w:ascii="宋体" w:hAnsi="宋体" w:eastAsia="宋体"/>
           <w:b w:val="0"/>
           <w:color w:val="1C1917"/>
-          <w:sz w:val="28"/>
+          <w:sz w:val="26"/>
         </w:rPr>
-        <w:t>＿＿＿＿＿＿＿＿＿＿＿＿＿＿＿＿＿＿＿＿＿＿＿＿＿＿＿＿＿＿</w:t>
+        <w:t xml:space="preserve">　　原句：________________________________________________</w:t>
       </w:r>
     </w:p>
     <w:p>
@@ -226,21 +226,21 @@
           <w:color w:val="1C1917"/>
           <w:sz w:val="24"/>
         </w:rPr>
-        <w:t>2. 「博学之，审问之，慎思之，明辨之，笃行之。」意思是：</w:t>
+        <w:t>2. 意思：广泛地学、详细地问、谨慎地想、清楚地辨、切实地做。（学问思辨行）（《礼记》）</w:t>
       </w:r>
     </w:p>
     <w:p>
       <w:pPr>
-        <w:spacing w:before="0" w:after="200" w:line="288" w:lineRule="auto"/>
+        <w:spacing w:before="0" w:after="160" w:line="288" w:lineRule="auto"/>
       </w:pPr>
       <w:r>
         <w:rPr>
           <w:rFonts w:ascii="宋体" w:hAnsi="宋体" w:eastAsia="宋体"/>
           <w:b w:val="0"/>
           <w:color w:val="1C1917"/>
-          <w:sz w:val="28"/>
+          <w:sz w:val="26"/>
         </w:rPr>
-        <w:t>＿＿＿＿＿＿＿＿＿＿＿＿＿＿＿＿＿＿＿＿＿＿＿＿＿＿＿＿＿＿</w:t>
+        <w:t xml:space="preserve">　　原句：________________________________________________</w:t>
       </w:r>
     </w:p>
     <w:p>
@@ -254,21 +254,21 @@
           <w:color w:val="1C1917"/>
           <w:sz w:val="24"/>
         </w:rPr>
-        <w:t>3. 「智能之士，不学不成，不问不知。」意思是：</w:t>
+        <w:t>3. 意思：再聪明的人，不学习就难有成就，不请教就难懂事理。（王充）</w:t>
       </w:r>
     </w:p>
     <w:p>
       <w:pPr>
-        <w:spacing w:before="0" w:after="200" w:line="288" w:lineRule="auto"/>
+        <w:spacing w:before="0" w:after="160" w:line="288" w:lineRule="auto"/>
       </w:pPr>
       <w:r>
         <w:rPr>
           <w:rFonts w:ascii="宋体" w:hAnsi="宋体" w:eastAsia="宋体"/>
           <w:b w:val="0"/>
           <w:color w:val="1C1917"/>
-          <w:sz w:val="28"/>
+          <w:sz w:val="26"/>
         </w:rPr>
-        <w:t>＿＿＿＿＿＿＿＿＿＿＿＿＿＿＿＿＿＿＿＿＿＿＿＿＿＿＿＿＿＿</w:t>
+        <w:t xml:space="preserve">　　原句：________________________________________________</w:t>
       </w:r>
     </w:p>
     <w:p>
@@ -282,21 +282,21 @@
           <w:color w:val="1C1917"/>
           <w:sz w:val="24"/>
         </w:rPr>
-        <w:t>4. 「人非生而知之者，孰能无惑？」意思是：</w:t>
+        <w:t>4. 意思：人不是生下来就什么都懂，谁能没有疑惑呢？（孰＝谁）（韩愈）</w:t>
       </w:r>
     </w:p>
     <w:p>
       <w:pPr>
-        <w:spacing w:before="0" w:after="200" w:line="288" w:lineRule="auto"/>
+        <w:spacing w:before="0" w:after="160" w:line="288" w:lineRule="auto"/>
       </w:pPr>
       <w:r>
         <w:rPr>
           <w:rFonts w:ascii="宋体" w:hAnsi="宋体" w:eastAsia="宋体"/>
           <w:b w:val="0"/>
           <w:color w:val="1C1917"/>
-          <w:sz w:val="28"/>
+          <w:sz w:val="26"/>
         </w:rPr>
-        <w:t>＿＿＿＿＿＿＿＿＿＿＿＿＿＿＿＿＿＿＿＿＿＿＿＿＿＿＿＿＿＿</w:t>
+        <w:t xml:space="preserve">　　原句：________________________________________________</w:t>
       </w:r>
     </w:p>
     <w:p>
@@ -366,7 +366,7 @@
           <w:color w:val="C2410C"/>
           <w:sz w:val="20"/>
         </w:rPr>
-        <w:t>□默写过关　□意思说得清　□错题入档</w:t>
+        <w:t>□默写过关　□据意能写原句　□错题入档</w:t>
       </w:r>
     </w:p>
     <w:sectPr>

--- a/printables/gardens/U2-garden.docx
+++ b/printables/gardens/U2-garden.docx
@@ -29,12 +29,12 @@
           <w:color w:val="E85D04"/>
           <w:sz w:val="32"/>
         </w:rPr>
-        <w:t>语文园地二 · 日积月累练习</w:t>
+        <w:t>语文园地二 · 日积月累过关测</w:t>
       </w:r>
     </w:p>
     <w:p>
       <w:pPr>
-        <w:spacing w:before="0" w:after="160" w:line="288" w:lineRule="auto"/>
+        <w:spacing w:before="0" w:after="80" w:line="288" w:lineRule="auto"/>
         <w:jc w:val="center"/>
       </w:pPr>
       <w:r>
@@ -44,7 +44,21 @@
           <w:color w:val="1C1917"/>
           <w:sz w:val="22"/>
         </w:rPr>
-        <w:t>第二单元 · 提问与思考　|　A4　|　姓名：________　日期：________</w:t>
+        <w:t>第二单元 · 提问与思考　|　题型对齐单元卷　|　姓名：________　日期：________</w:t>
+      </w:r>
+    </w:p>
+    <w:p>
+      <w:pPr>
+        <w:spacing w:before="0" w:after="160" w:line="288" w:lineRule="auto"/>
+      </w:pPr>
+      <w:r>
+        <w:rPr>
+          <w:rFonts w:ascii="宋体" w:hAnsi="宋体" w:eastAsia="宋体"/>
+          <w:b w:val="0"/>
+          <w:color w:val="C2410C"/>
+          <w:sz w:val="20"/>
+        </w:rPr>
+        <w:t>不看书完成。测默写、填空、据意写句（及本单元词句运用）。</w:t>
       </w:r>
     </w:p>
     <w:p>
@@ -58,19 +72,19 @@
           <w:color w:val="E85D04"/>
           <w:sz w:val="24"/>
         </w:rPr>
-        <w:t>一、日积月累默写（不看书）</w:t>
+        <w:t>一、补全名句（给上句写下句 / 给下句写上句）</w:t>
       </w:r>
     </w:p>
     <w:p>
       <w:pPr>
-        <w:spacing w:before="0" w:after="160" w:line="288" w:lineRule="auto"/>
+        <w:spacing w:before="0" w:after="80" w:line="288" w:lineRule="auto"/>
       </w:pPr>
       <w:r>
         <w:rPr>
           <w:rFonts w:ascii="宋体" w:hAnsi="宋体" w:eastAsia="宋体"/>
           <w:b w:val="0"/>
           <w:color w:val="1C1917"/>
-          <w:sz w:val="26"/>
+          <w:sz w:val="24"/>
         </w:rPr>
         <w:t>1. 好问则裕，____________________</w:t>
       </w:r>
@@ -84,23 +98,23 @@
           <w:rFonts w:ascii="宋体" w:hAnsi="宋体" w:eastAsia="宋体"/>
           <w:b w:val="0"/>
           <w:color w:val="C2410C"/>
-          <w:sz w:val="22"/>
+          <w:sz w:val="20"/>
         </w:rPr>
-        <w:t xml:space="preserve">　　出处 / 作者：________（提示：《尚书》…）</w:t>
+        <w:t xml:space="preserve">　　（出处：________）</w:t>
       </w:r>
     </w:p>
     <w:p>
       <w:pPr>
-        <w:spacing w:before="0" w:after="160" w:line="288" w:lineRule="auto"/>
+        <w:spacing w:before="0" w:after="80" w:line="288" w:lineRule="auto"/>
       </w:pPr>
       <w:r>
         <w:rPr>
           <w:rFonts w:ascii="宋体" w:hAnsi="宋体" w:eastAsia="宋体"/>
           <w:b w:val="0"/>
           <w:color w:val="1C1917"/>
-          <w:sz w:val="26"/>
+          <w:sz w:val="24"/>
         </w:rPr>
-        <w:t>2. 博学之，审问之，慎思____________________</w:t>
+        <w:t>2. ____________________，审问之，慎思之，明辨之，笃行之。</w:t>
       </w:r>
     </w:p>
     <w:p>
@@ -112,23 +126,23 @@
           <w:rFonts w:ascii="宋体" w:hAnsi="宋体" w:eastAsia="宋体"/>
           <w:b w:val="0"/>
           <w:color w:val="C2410C"/>
-          <w:sz w:val="22"/>
+          <w:sz w:val="20"/>
         </w:rPr>
-        <w:t xml:space="preserve">　　出处 / 作者：________（提示：《礼记》…）</w:t>
+        <w:t xml:space="preserve">　　（出处：________）</w:t>
       </w:r>
     </w:p>
     <w:p>
       <w:pPr>
-        <w:spacing w:before="0" w:after="160" w:line="288" w:lineRule="auto"/>
+        <w:spacing w:before="0" w:after="80" w:line="288" w:lineRule="auto"/>
       </w:pPr>
       <w:r>
         <w:rPr>
           <w:rFonts w:ascii="宋体" w:hAnsi="宋体" w:eastAsia="宋体"/>
           <w:b w:val="0"/>
           <w:color w:val="1C1917"/>
-          <w:sz w:val="26"/>
+          <w:sz w:val="24"/>
         </w:rPr>
-        <w:t>3. 智能之士，不学____________________</w:t>
+        <w:t>3. 智能之士，____________________</w:t>
       </w:r>
     </w:p>
     <w:p>
@@ -140,23 +154,23 @@
           <w:rFonts w:ascii="宋体" w:hAnsi="宋体" w:eastAsia="宋体"/>
           <w:b w:val="0"/>
           <w:color w:val="C2410C"/>
-          <w:sz w:val="22"/>
+          <w:sz w:val="20"/>
         </w:rPr>
-        <w:t xml:space="preserve">　　出处 / 作者：________（提示：王充…）</w:t>
+        <w:t xml:space="preserve">　　（出处：________）</w:t>
       </w:r>
     </w:p>
     <w:p>
       <w:pPr>
-        <w:spacing w:before="0" w:after="160" w:line="288" w:lineRule="auto"/>
+        <w:spacing w:before="0" w:after="80" w:line="288" w:lineRule="auto"/>
       </w:pPr>
       <w:r>
         <w:rPr>
           <w:rFonts w:ascii="宋体" w:hAnsi="宋体" w:eastAsia="宋体"/>
           <w:b w:val="0"/>
           <w:color w:val="1C1917"/>
-          <w:sz w:val="26"/>
+          <w:sz w:val="24"/>
         </w:rPr>
-        <w:t>4. 人非生而知之____________________</w:t>
+        <w:t>4. ____________________，孰能无惑？</w:t>
       </w:r>
     </w:p>
     <w:p>
@@ -168,9 +182,37 @@
           <w:rFonts w:ascii="宋体" w:hAnsi="宋体" w:eastAsia="宋体"/>
           <w:b w:val="0"/>
           <w:color w:val="C2410C"/>
-          <w:sz w:val="22"/>
+          <w:sz w:val="20"/>
         </w:rPr>
-        <w:t xml:space="preserve">　　出处 / 作者：________（提示：韩愈…）</w:t>
+        <w:t xml:space="preserve">　　（出处：________）</w:t>
+      </w:r>
+    </w:p>
+    <w:p>
+      <w:pPr>
+        <w:spacing w:before="0" w:after="80" w:line="288" w:lineRule="auto"/>
+      </w:pPr>
+      <w:r>
+        <w:rPr>
+          <w:rFonts w:ascii="宋体" w:hAnsi="宋体" w:eastAsia="宋体"/>
+          <w:b w:val="0"/>
+          <w:color w:val="1C1917"/>
+          <w:sz w:val="24"/>
+        </w:rPr>
+        <w:t>5. 善疑者，____________________</w:t>
+      </w:r>
+    </w:p>
+    <w:p>
+      <w:pPr>
+        <w:spacing w:before="0" w:after="120" w:line="288" w:lineRule="auto"/>
+      </w:pPr>
+      <w:r>
+        <w:rPr>
+          <w:rFonts w:ascii="宋体" w:hAnsi="宋体" w:eastAsia="宋体"/>
+          <w:b w:val="0"/>
+          <w:color w:val="C2410C"/>
+          <w:sz w:val="20"/>
+        </w:rPr>
+        <w:t xml:space="preserve">　　（出处：________）</w:t>
       </w:r>
     </w:p>
     <w:p>
@@ -184,12 +226,12 @@
           <w:color w:val="E85D04"/>
           <w:sz w:val="24"/>
         </w:rPr>
-        <w:t>二、根据意思写出原句</w:t>
+        <w:t>二、关键词填空（试卷常考）</w:t>
       </w:r>
     </w:p>
     <w:p>
       <w:pPr>
-        <w:spacing w:before="0" w:after="80" w:line="288" w:lineRule="auto"/>
+        <w:spacing w:before="0" w:after="120" w:line="288" w:lineRule="auto"/>
       </w:pPr>
       <w:r>
         <w:rPr>
@@ -198,7 +240,49 @@
           <w:color w:val="1C1917"/>
           <w:sz w:val="24"/>
         </w:rPr>
-        <w:t>1. 意思：勤问才能知识丰富；自以为是就眼界狭小。（《尚书》）</w:t>
+        <w:t>1. 人非生而知之者，____________________。</w:t>
+      </w:r>
+    </w:p>
+    <w:p>
+      <w:pPr>
+        <w:spacing w:before="0" w:after="120" w:line="288" w:lineRule="auto"/>
+      </w:pPr>
+      <w:r>
+        <w:rPr>
+          <w:rFonts w:ascii="宋体" w:hAnsi="宋体" w:eastAsia="宋体"/>
+          <w:b w:val="0"/>
+          <w:color w:val="1C1917"/>
+          <w:sz w:val="24"/>
+        </w:rPr>
+        <w:t>2. 博____之，审____之，慎____之，明____之，笃____之。</w:t>
+      </w:r>
+    </w:p>
+    <w:p>
+      <w:pPr>
+        <w:spacing w:before="0" w:after="120" w:line="288" w:lineRule="auto"/>
+      </w:pPr>
+      <w:r>
+        <w:rPr>
+          <w:rFonts w:ascii="宋体" w:hAnsi="宋体" w:eastAsia="宋体"/>
+          <w:b w:val="0"/>
+          <w:color w:val="1C1917"/>
+          <w:sz w:val="24"/>
+        </w:rPr>
+        <w:t>3. 智能之士，__________，__________。</w:t>
+      </w:r>
+    </w:p>
+    <w:p>
+      <w:pPr>
+        <w:spacing w:before="0" w:after="120" w:line="288" w:lineRule="auto"/>
+      </w:pPr>
+      <w:r>
+        <w:rPr>
+          <w:rFonts w:ascii="宋体" w:hAnsi="宋体" w:eastAsia="宋体"/>
+          <w:b w:val="0"/>
+          <w:color w:val="1C1917"/>
+          <w:sz w:val="24"/>
+        </w:rPr>
+        <w:t>4. 好问则____，自用则____。</w:t>
       </w:r>
     </w:p>
     <w:p>
@@ -210,14 +294,42 @@
           <w:rFonts w:ascii="宋体" w:hAnsi="宋体" w:eastAsia="宋体"/>
           <w:b w:val="0"/>
           <w:color w:val="1C1917"/>
-          <w:sz w:val="26"/>
+          <w:sz w:val="24"/>
         </w:rPr>
-        <w:t xml:space="preserve">　　原句：________________________________________________</w:t>
+        <w:t>5. 善疑者，不疑________疑，而疑________疑。</w:t>
       </w:r>
     </w:p>
     <w:p>
       <w:pPr>
-        <w:spacing w:before="0" w:after="80" w:line="288" w:lineRule="auto"/>
+        <w:spacing w:before="160" w:after="160" w:line="288" w:lineRule="auto"/>
+      </w:pPr>
+      <w:r>
+        <w:rPr>
+          <w:rFonts w:ascii="宋体" w:hAnsi="宋体" w:eastAsia="宋体"/>
+          <w:b/>
+          <w:color w:val="E85D04"/>
+          <w:sz w:val="24"/>
+        </w:rPr>
+        <w:t>三、根据意思写出原句</w:t>
+      </w:r>
+    </w:p>
+    <w:p>
+      <w:pPr>
+        <w:spacing w:before="0" w:after="60" w:line="288" w:lineRule="auto"/>
+      </w:pPr>
+      <w:r>
+        <w:rPr>
+          <w:rFonts w:ascii="宋体" w:hAnsi="宋体" w:eastAsia="宋体"/>
+          <w:b w:val="0"/>
+          <w:color w:val="1C1917"/>
+          <w:sz w:val="22"/>
+        </w:rPr>
+        <w:t>1. 意思：勤问才能知识丰富；自以为是就眼界狭小。　[《尚书》]</w:t>
+      </w:r>
+    </w:p>
+    <w:p>
+      <w:pPr>
+        <w:spacing w:before="0" w:after="140" w:line="288" w:lineRule="auto"/>
       </w:pPr>
       <w:r>
         <w:rPr>
@@ -226,26 +338,26 @@
           <w:color w:val="1C1917"/>
           <w:sz w:val="24"/>
         </w:rPr>
-        <w:t>2. 意思：广泛地学、详细地问、谨慎地想、清楚地辨、切实地做。（学问思辨行）（《礼记》）</w:t>
+        <w:t xml:space="preserve">　　原句：________________________________________________</w:t>
       </w:r>
     </w:p>
     <w:p>
       <w:pPr>
-        <w:spacing w:before="0" w:after="160" w:line="288" w:lineRule="auto"/>
+        <w:spacing w:before="0" w:after="60" w:line="288" w:lineRule="auto"/>
       </w:pPr>
       <w:r>
         <w:rPr>
           <w:rFonts w:ascii="宋体" w:hAnsi="宋体" w:eastAsia="宋体"/>
           <w:b w:val="0"/>
           <w:color w:val="1C1917"/>
-          <w:sz w:val="26"/>
+          <w:sz w:val="22"/>
         </w:rPr>
-        <w:t xml:space="preserve">　　原句：________________________________________________</w:t>
+        <w:t>2. 意思：广泛地学、详细地问、谨慎地想、清楚地辨、切实地做。（学问思辨行）　[《礼记》]</w:t>
       </w:r>
     </w:p>
     <w:p>
       <w:pPr>
-        <w:spacing w:before="0" w:after="80" w:line="288" w:lineRule="auto"/>
+        <w:spacing w:before="0" w:after="140" w:line="288" w:lineRule="auto"/>
       </w:pPr>
       <w:r>
         <w:rPr>
@@ -254,26 +366,26 @@
           <w:color w:val="1C1917"/>
           <w:sz w:val="24"/>
         </w:rPr>
-        <w:t>3. 意思：再聪明的人，不学习就难有成就，不请教就难懂事理。（王充）</w:t>
+        <w:t xml:space="preserve">　　原句：________________________________________________</w:t>
       </w:r>
     </w:p>
     <w:p>
       <w:pPr>
-        <w:spacing w:before="0" w:after="160" w:line="288" w:lineRule="auto"/>
+        <w:spacing w:before="0" w:after="60" w:line="288" w:lineRule="auto"/>
       </w:pPr>
       <w:r>
         <w:rPr>
           <w:rFonts w:ascii="宋体" w:hAnsi="宋体" w:eastAsia="宋体"/>
           <w:b w:val="0"/>
           <w:color w:val="1C1917"/>
-          <w:sz w:val="26"/>
+          <w:sz w:val="22"/>
         </w:rPr>
-        <w:t xml:space="preserve">　　原句：________________________________________________</w:t>
+        <w:t>3. 意思：再聪明的人，不学习就难有成就，不请教就难懂事理。　[王充]</w:t>
       </w:r>
     </w:p>
     <w:p>
       <w:pPr>
-        <w:spacing w:before="0" w:after="80" w:line="288" w:lineRule="auto"/>
+        <w:spacing w:before="0" w:after="140" w:line="288" w:lineRule="auto"/>
       </w:pPr>
       <w:r>
         <w:rPr>
@@ -282,19 +394,61 @@
           <w:color w:val="1C1917"/>
           <w:sz w:val="24"/>
         </w:rPr>
-        <w:t>4. 意思：人不是生下来就什么都懂，谁能没有疑惑呢？（孰＝谁）（韩愈）</w:t>
+        <w:t xml:space="preserve">　　原句：________________________________________________</w:t>
       </w:r>
     </w:p>
     <w:p>
       <w:pPr>
-        <w:spacing w:before="0" w:after="160" w:line="288" w:lineRule="auto"/>
+        <w:spacing w:before="0" w:after="60" w:line="288" w:lineRule="auto"/>
       </w:pPr>
       <w:r>
         <w:rPr>
           <w:rFonts w:ascii="宋体" w:hAnsi="宋体" w:eastAsia="宋体"/>
           <w:b w:val="0"/>
           <w:color w:val="1C1917"/>
-          <w:sz w:val="26"/>
+          <w:sz w:val="22"/>
+        </w:rPr>
+        <w:t>4. 意思：人不是生下来就什么都懂，谁能没有疑惑呢？（孰＝谁）　[韩愈]</w:t>
+      </w:r>
+    </w:p>
+    <w:p>
+      <w:pPr>
+        <w:spacing w:before="0" w:after="140" w:line="288" w:lineRule="auto"/>
+      </w:pPr>
+      <w:r>
+        <w:rPr>
+          <w:rFonts w:ascii="宋体" w:hAnsi="宋体" w:eastAsia="宋体"/>
+          <w:b w:val="0"/>
+          <w:color w:val="1C1917"/>
+          <w:sz w:val="24"/>
+        </w:rPr>
+        <w:t xml:space="preserve">　　原句：________________________________________________</w:t>
+      </w:r>
+    </w:p>
+    <w:p>
+      <w:pPr>
+        <w:spacing w:before="0" w:after="60" w:line="288" w:lineRule="auto"/>
+      </w:pPr>
+      <w:r>
+        <w:rPr>
+          <w:rFonts w:ascii="宋体" w:hAnsi="宋体" w:eastAsia="宋体"/>
+          <w:b w:val="0"/>
+          <w:color w:val="1C1917"/>
+          <w:sz w:val="22"/>
+        </w:rPr>
+        <w:t>5. 意思：善于提问的人，不只怀疑别人已经怀疑的，更要去怀疑别人还没想到的。　[方以智]</w:t>
+      </w:r>
+    </w:p>
+    <w:p>
+      <w:pPr>
+        <w:spacing w:before="0" w:after="140" w:line="288" w:lineRule="auto"/>
+      </w:pPr>
+      <w:r>
+        <w:rPr>
+          <w:rFonts w:ascii="宋体" w:hAnsi="宋体" w:eastAsia="宋体"/>
+          <w:b w:val="0"/>
+          <w:color w:val="1C1917"/>
+          <w:sz w:val="24"/>
         </w:rPr>
         <w:t xml:space="preserve">　　原句：________________________________________________</w:t>
       </w:r>
@@ -310,21 +464,7 @@
           <w:color w:val="E85D04"/>
           <w:sz w:val="24"/>
         </w:rPr>
-        <w:t>三、背景（选做）</w:t>
-      </w:r>
-    </w:p>
-    <w:p>
-      <w:pPr>
-        <w:spacing w:before="0" w:after="80" w:line="288" w:lineRule="auto"/>
-      </w:pPr>
-      <w:r>
-        <w:rPr>
-          <w:rFonts w:ascii="宋体" w:hAnsi="宋体" w:eastAsia="宋体"/>
-          <w:b w:val="0"/>
-          <w:color w:val="1C1917"/>
-          <w:sz w:val="24"/>
-        </w:rPr>
-        <w:t>用一两句话写出作者或积累提示：</w:t>
+        <w:t>四、综合填空（对齐单元卷）</w:t>
       </w:r>
     </w:p>
     <w:p>
@@ -336,23 +476,121 @@
           <w:rFonts w:ascii="宋体" w:hAnsi="宋体" w:eastAsia="宋体"/>
           <w:b w:val="0"/>
           <w:color w:val="1C1917"/>
-          <w:sz w:val="28"/>
+          <w:sz w:val="22"/>
         </w:rPr>
-        <w:t>＿＿＿＿＿＿＿＿＿＿＿＿＿＿＿＿＿＿＿＿＿＿＿＿＿＿＿＿＿＿</w:t>
+        <w:t>从韩愈的“____________________，孰能无惑”和王充的“智能之士，____________________，____________________”这两句话中，我们明白了学习中遇到问题很正常，要敢于提问；像《中庸》中说的那样，努力做到“博____之，审____之，慎____之，明____之，笃____之”；正如方以智所说“善疑者，不疑________疑，而疑________疑”。</w:t>
       </w:r>
     </w:p>
     <w:p>
       <w:pPr>
-        <w:spacing w:before="0" w:after="200" w:line="288" w:lineRule="auto"/>
+        <w:spacing w:before="160" w:after="160" w:line="288" w:lineRule="auto"/>
+      </w:pPr>
+      <w:r>
+        <w:rPr>
+          <w:rFonts w:ascii="宋体" w:hAnsi="宋体" w:eastAsia="宋体"/>
+          <w:b/>
+          <w:color w:val="E85D04"/>
+          <w:sz w:val="24"/>
+        </w:rPr>
+        <w:t>五、照样子，改写句子（词句段运用）</w:t>
+      </w:r>
+    </w:p>
+    <w:p>
+      <w:pPr>
+        <w:spacing w:before="0" w:after="40" w:line="288" w:lineRule="auto"/>
       </w:pPr>
       <w:r>
         <w:rPr>
           <w:rFonts w:ascii="宋体" w:hAnsi="宋体" w:eastAsia="宋体"/>
           <w:b w:val="0"/>
           <w:color w:val="1C1917"/>
-          <w:sz w:val="28"/>
+          <w:sz w:val="22"/>
         </w:rPr>
-        <w:t>＿＿＿＿＿＿＿＿＿＿＿＿＿＿＿＿＿＿＿＿＿＿＿＿＿＿＿＿＿＿</w:t>
+        <w:t>1. 例：那条狗高兴、紧张、发怒的时候都叫。</w:t>
+      </w:r>
+    </w:p>
+    <w:p>
+      <w:pPr>
+        <w:spacing w:before="0" w:after="80" w:line="288" w:lineRule="auto"/>
+      </w:pPr>
+      <w:r>
+        <w:rPr>
+          <w:rFonts w:ascii="宋体" w:hAnsi="宋体" w:eastAsia="宋体"/>
+          <w:b w:val="0"/>
+          <w:color w:val="C2410C"/>
+          <w:sz w:val="20"/>
+        </w:rPr>
+        <w:t xml:space="preserve">　　→ 那条狗高兴的时候叫，紧张的时候叫，发怒的时候也叫。</w:t>
+      </w:r>
+    </w:p>
+    <w:p>
+      <w:pPr>
+        <w:spacing w:before="0" w:after="40" w:line="288" w:lineRule="auto"/>
+      </w:pPr>
+      <w:r>
+        <w:rPr>
+          <w:rFonts w:ascii="宋体" w:hAnsi="宋体" w:eastAsia="宋体"/>
+          <w:b w:val="0"/>
+          <w:color w:val="1C1917"/>
+          <w:sz w:val="22"/>
+        </w:rPr>
+        <w:t xml:space="preserve">　　原句：那盏灯晴天、阴天、雨天的时候都亮着。</w:t>
+      </w:r>
+    </w:p>
+    <w:p>
+      <w:pPr>
+        <w:spacing w:before="0" w:after="160" w:line="288" w:lineRule="auto"/>
+      </w:pPr>
+      <w:r>
+        <w:rPr>
+          <w:rFonts w:ascii="宋体" w:hAnsi="宋体" w:eastAsia="宋体"/>
+          <w:b w:val="0"/>
+          <w:color w:val="1C1917"/>
+          <w:sz w:val="24"/>
+        </w:rPr>
+        <w:t xml:space="preserve">　　改写：________________________________________________</w:t>
+      </w:r>
+    </w:p>
+    <w:p>
+      <w:pPr>
+        <w:spacing w:before="0" w:after="40" w:line="288" w:lineRule="auto"/>
+      </w:pPr>
+      <w:r>
+        <w:rPr>
+          <w:rFonts w:ascii="宋体" w:hAnsi="宋体" w:eastAsia="宋体"/>
+          <w:b w:val="0"/>
+          <w:color w:val="1C1917"/>
+          <w:sz w:val="22"/>
+        </w:rPr>
+        <w:t>2. 例：人类呼风唤雨。→ 是谁呼风唤雨呢？当然是人类。</w:t>
+      </w:r>
+    </w:p>
+    <w:p>
+      <w:pPr>
+        <w:spacing w:before="0" w:after="40" w:line="288" w:lineRule="auto"/>
+      </w:pPr>
+      <w:r>
+        <w:rPr>
+          <w:rFonts w:ascii="宋体" w:hAnsi="宋体" w:eastAsia="宋体"/>
+          <w:b w:val="0"/>
+          <w:color w:val="1C1917"/>
+          <w:sz w:val="22"/>
+        </w:rPr>
+        <w:t xml:space="preserve">　　原句：妈妈把家里打扫得干干净净。</w:t>
+      </w:r>
+    </w:p>
+    <w:p>
+      <w:pPr>
+        <w:spacing w:before="0" w:after="160" w:line="288" w:lineRule="auto"/>
+      </w:pPr>
+      <w:r>
+        <w:rPr>
+          <w:rFonts w:ascii="宋体" w:hAnsi="宋体" w:eastAsia="宋体"/>
+          <w:b w:val="0"/>
+          <w:color w:val="1C1917"/>
+          <w:sz w:val="24"/>
+        </w:rPr>
+        <w:t xml:space="preserve">　　改写：________________________________________________</w:t>
       </w:r>
     </w:p>
     <w:p>
@@ -366,7 +604,7 @@
           <w:color w:val="C2410C"/>
           <w:sz w:val="20"/>
         </w:rPr>
-        <w:t>□默写过关　□据意能写原句　□错题入档</w:t>
+        <w:t>□补全过关　□填空过关　□据意写句过关　□错题入档</w:t>
       </w:r>
     </w:p>
     <w:sectPr>

--- a/printables/gardens/U2-garden.docx
+++ b/printables/gardens/U2-garden.docx
@@ -27,9 +27,9 @@
           <w:rFonts w:ascii="宋体" w:hAnsi="宋体" w:eastAsia="宋体"/>
           <w:b/>
           <w:color w:val="E85D04"/>
-          <w:sz w:val="32"/>
+          <w:sz w:val="30"/>
         </w:rPr>
-        <w:t>语文园地二 · 日积月累过关测</w:t>
+        <w:t>语文园地二 · 日积月累（约10–15分钟）</w:t>
       </w:r>
     </w:p>
     <w:p>
@@ -44,12 +44,12 @@
           <w:color w:val="1C1917"/>
           <w:sz w:val="22"/>
         </w:rPr>
-        <w:t>第二单元 · 提问与思考　|　题型对齐单元卷　|　姓名：________　日期：________</w:t>
+        <w:t>第二单元 · 提问与思考　|　A4　|　姓名：________　日期：________　用时：____分钟</w:t>
       </w:r>
     </w:p>
     <w:p>
       <w:pPr>
-        <w:spacing w:before="0" w:after="160" w:line="288" w:lineRule="auto"/>
+        <w:spacing w:before="0" w:after="120" w:line="288" w:lineRule="auto"/>
       </w:pPr>
       <w:r>
         <w:rPr>
@@ -58,7 +58,7 @@
           <w:color w:val="C2410C"/>
           <w:sz w:val="20"/>
         </w:rPr>
-        <w:t>不看书完成。测默写、填空、据意写句（及本单元词句运用）。</w:t>
+        <w:t>不看书。题量按10–15分钟设计；做不完的题可改日再练。</w:t>
       </w:r>
     </w:p>
     <w:p>
@@ -72,19 +72,19 @@
           <w:color w:val="E85D04"/>
           <w:sz w:val="24"/>
         </w:rPr>
-        <w:t>一、补全名句（给上句写下句 / 给下句写上句）</w:t>
+        <w:t>一、补全名句（上/下句，共4题）</w:t>
       </w:r>
     </w:p>
     <w:p>
       <w:pPr>
-        <w:spacing w:before="0" w:after="80" w:line="288" w:lineRule="auto"/>
+        <w:spacing w:before="0" w:after="120" w:line="288" w:lineRule="auto"/>
       </w:pPr>
       <w:r>
         <w:rPr>
           <w:rFonts w:ascii="宋体" w:hAnsi="宋体" w:eastAsia="宋体"/>
           <w:b w:val="0"/>
           <w:color w:val="1C1917"/>
-          <w:sz w:val="24"/>
+          <w:sz w:val="26"/>
         </w:rPr>
         <w:t>1. 好问则裕，____________________</w:t>
       </w:r>
@@ -97,22 +97,8 @@
         <w:rPr>
           <w:rFonts w:ascii="宋体" w:hAnsi="宋体" w:eastAsia="宋体"/>
           <w:b w:val="0"/>
-          <w:color w:val="C2410C"/>
-          <w:sz w:val="20"/>
-        </w:rPr>
-        <w:t xml:space="preserve">　　（出处：________）</w:t>
-      </w:r>
-    </w:p>
-    <w:p>
-      <w:pPr>
-        <w:spacing w:before="0" w:after="80" w:line="288" w:lineRule="auto"/>
-      </w:pPr>
-      <w:r>
-        <w:rPr>
-          <w:rFonts w:ascii="宋体" w:hAnsi="宋体" w:eastAsia="宋体"/>
-          <w:b w:val="0"/>
           <w:color w:val="1C1917"/>
-          <w:sz w:val="24"/>
+          <w:sz w:val="26"/>
         </w:rPr>
         <w:t>2. ____________________，审问之，慎思之，明辨之，笃行之。</w:t>
       </w:r>
@@ -125,22 +111,8 @@
         <w:rPr>
           <w:rFonts w:ascii="宋体" w:hAnsi="宋体" w:eastAsia="宋体"/>
           <w:b w:val="0"/>
-          <w:color w:val="C2410C"/>
-          <w:sz w:val="20"/>
-        </w:rPr>
-        <w:t xml:space="preserve">　　（出处：________）</w:t>
-      </w:r>
-    </w:p>
-    <w:p>
-      <w:pPr>
-        <w:spacing w:before="0" w:after="80" w:line="288" w:lineRule="auto"/>
-      </w:pPr>
-      <w:r>
-        <w:rPr>
-          <w:rFonts w:ascii="宋体" w:hAnsi="宋体" w:eastAsia="宋体"/>
-          <w:b w:val="0"/>
           <w:color w:val="1C1917"/>
-          <w:sz w:val="24"/>
+          <w:sz w:val="26"/>
         </w:rPr>
         <w:t>3. 智能之士，____________________</w:t>
       </w:r>
@@ -153,66 +125,10 @@
         <w:rPr>
           <w:rFonts w:ascii="宋体" w:hAnsi="宋体" w:eastAsia="宋体"/>
           <w:b w:val="0"/>
-          <w:color w:val="C2410C"/>
-          <w:sz w:val="20"/>
-        </w:rPr>
-        <w:t xml:space="preserve">　　（出处：________）</w:t>
-      </w:r>
-    </w:p>
-    <w:p>
-      <w:pPr>
-        <w:spacing w:before="0" w:after="80" w:line="288" w:lineRule="auto"/>
-      </w:pPr>
-      <w:r>
-        <w:rPr>
-          <w:rFonts w:ascii="宋体" w:hAnsi="宋体" w:eastAsia="宋体"/>
-          <w:b w:val="0"/>
           <w:color w:val="1C1917"/>
-          <w:sz w:val="24"/>
+          <w:sz w:val="26"/>
         </w:rPr>
         <w:t>4. ____________________，孰能无惑？</w:t>
-      </w:r>
-    </w:p>
-    <w:p>
-      <w:pPr>
-        <w:spacing w:before="0" w:after="120" w:line="288" w:lineRule="auto"/>
-      </w:pPr>
-      <w:r>
-        <w:rPr>
-          <w:rFonts w:ascii="宋体" w:hAnsi="宋体" w:eastAsia="宋体"/>
-          <w:b w:val="0"/>
-          <w:color w:val="C2410C"/>
-          <w:sz w:val="20"/>
-        </w:rPr>
-        <w:t xml:space="preserve">　　（出处：________）</w:t>
-      </w:r>
-    </w:p>
-    <w:p>
-      <w:pPr>
-        <w:spacing w:before="0" w:after="80" w:line="288" w:lineRule="auto"/>
-      </w:pPr>
-      <w:r>
-        <w:rPr>
-          <w:rFonts w:ascii="宋体" w:hAnsi="宋体" w:eastAsia="宋体"/>
-          <w:b w:val="0"/>
-          <w:color w:val="1C1917"/>
-          <w:sz w:val="24"/>
-        </w:rPr>
-        <w:t>5. 善疑者，____________________</w:t>
-      </w:r>
-    </w:p>
-    <w:p>
-      <w:pPr>
-        <w:spacing w:before="0" w:after="120" w:line="288" w:lineRule="auto"/>
-      </w:pPr>
-      <w:r>
-        <w:rPr>
-          <w:rFonts w:ascii="宋体" w:hAnsi="宋体" w:eastAsia="宋体"/>
-          <w:b w:val="0"/>
-          <w:color w:val="C2410C"/>
-          <w:sz w:val="20"/>
-        </w:rPr>
-        <w:t xml:space="preserve">　　（出处：________）</w:t>
       </w:r>
     </w:p>
     <w:p>
@@ -226,12 +142,12 @@
           <w:color w:val="E85D04"/>
           <w:sz w:val="24"/>
         </w:rPr>
-        <w:t>二、关键词填空（试卷常考）</w:t>
+        <w:t>二、关键词填空（2～3题）</w:t>
       </w:r>
     </w:p>
     <w:p>
       <w:pPr>
-        <w:spacing w:before="0" w:after="120" w:line="288" w:lineRule="auto"/>
+        <w:spacing w:before="0" w:after="100" w:line="288" w:lineRule="auto"/>
       </w:pPr>
       <w:r>
         <w:rPr>
@@ -245,7 +161,7 @@
     </w:p>
     <w:p>
       <w:pPr>
-        <w:spacing w:before="0" w:after="120" w:line="288" w:lineRule="auto"/>
+        <w:spacing w:before="0" w:after="100" w:line="288" w:lineRule="auto"/>
       </w:pPr>
       <w:r>
         <w:rPr>
@@ -268,7 +184,35 @@
           <w:color w:val="1C1917"/>
           <w:sz w:val="24"/>
         </w:rPr>
-        <w:t>3. 智能之士，__________，__________。</w:t>
+        <w:t>3. 善疑者，不疑________疑，而疑________疑。</w:t>
+      </w:r>
+    </w:p>
+    <w:p>
+      <w:pPr>
+        <w:spacing w:before="160" w:after="160" w:line="288" w:lineRule="auto"/>
+      </w:pPr>
+      <w:r>
+        <w:rPr>
+          <w:rFonts w:ascii="宋体" w:hAnsi="宋体" w:eastAsia="宋体"/>
+          <w:b/>
+          <w:color w:val="E85D04"/>
+          <w:sz w:val="24"/>
+        </w:rPr>
+        <w:t>三、根据意思写原句（2题）</w:t>
+      </w:r>
+    </w:p>
+    <w:p>
+      <w:pPr>
+        <w:spacing w:before="0" w:after="40" w:line="288" w:lineRule="auto"/>
+      </w:pPr>
+      <w:r>
+        <w:rPr>
+          <w:rFonts w:ascii="宋体" w:hAnsi="宋体" w:eastAsia="宋体"/>
+          <w:b w:val="0"/>
+          <w:color w:val="1C1917"/>
+          <w:sz w:val="22"/>
+        </w:rPr>
+        <w:t>1. 意思：勤问才能知识丰富；自以为是就眼界狭小。</w:t>
       </w:r>
     </w:p>
     <w:p>
@@ -282,12 +226,26 @@
           <w:color w:val="1C1917"/>
           <w:sz w:val="24"/>
         </w:rPr>
-        <w:t>4. 好问则____，自用则____。</w:t>
+        <w:t xml:space="preserve">　　原句：________________________________________</w:t>
       </w:r>
     </w:p>
     <w:p>
       <w:pPr>
-        <w:spacing w:before="0" w:after="160" w:line="288" w:lineRule="auto"/>
+        <w:spacing w:before="0" w:after="40" w:line="288" w:lineRule="auto"/>
+      </w:pPr>
+      <w:r>
+        <w:rPr>
+          <w:rFonts w:ascii="宋体" w:hAnsi="宋体" w:eastAsia="宋体"/>
+          <w:b w:val="0"/>
+          <w:color w:val="1C1917"/>
+          <w:sz w:val="22"/>
+        </w:rPr>
+        <w:t>2. 意思：广泛地学、详细地问、谨慎地想、清楚地辨、切实地做。（学问思辨行）</w:t>
+      </w:r>
+    </w:p>
+    <w:p>
+      <w:pPr>
+        <w:spacing w:before="0" w:after="120" w:line="288" w:lineRule="auto"/>
       </w:pPr>
       <w:r>
         <w:rPr>
@@ -296,7 +254,7 @@
           <w:color w:val="1C1917"/>
           <w:sz w:val="24"/>
         </w:rPr>
-        <w:t>5. 善疑者，不疑________疑，而疑________疑。</w:t>
+        <w:t xml:space="preserve">　　原句：________________________________________</w:t>
       </w:r>
     </w:p>
     <w:p>
@@ -310,7 +268,21 @@
           <w:color w:val="E85D04"/>
           <w:sz w:val="24"/>
         </w:rPr>
-        <w:t>三、根据意思写出原句</w:t>
+        <w:t>四、改写句子（1题）</w:t>
+      </w:r>
+    </w:p>
+    <w:p>
+      <w:pPr>
+        <w:spacing w:before="0" w:after="20" w:line="288" w:lineRule="auto"/>
+      </w:pPr>
+      <w:r>
+        <w:rPr>
+          <w:rFonts w:ascii="宋体" w:hAnsi="宋体" w:eastAsia="宋体"/>
+          <w:b w:val="0"/>
+          <w:color w:val="1C1917"/>
+          <w:sz w:val="20"/>
+        </w:rPr>
+        <w:t>例：那条狗高兴、紧张、发怒的时候都叫。</w:t>
       </w:r>
     </w:p>
     <w:p>
@@ -321,178 +293,10 @@
         <w:rPr>
           <w:rFonts w:ascii="宋体" w:hAnsi="宋体" w:eastAsia="宋体"/>
           <w:b w:val="0"/>
-          <w:color w:val="1C1917"/>
-          <w:sz w:val="22"/>
+          <w:color w:val="C2410C"/>
+          <w:sz w:val="20"/>
         </w:rPr>
-        <w:t>1. 意思：勤问才能知识丰富；自以为是就眼界狭小。　[《尚书》]</w:t>
-      </w:r>
-    </w:p>
-    <w:p>
-      <w:pPr>
-        <w:spacing w:before="0" w:after="140" w:line="288" w:lineRule="auto"/>
-      </w:pPr>
-      <w:r>
-        <w:rPr>
-          <w:rFonts w:ascii="宋体" w:hAnsi="宋体" w:eastAsia="宋体"/>
-          <w:b w:val="0"/>
-          <w:color w:val="1C1917"/>
-          <w:sz w:val="24"/>
-        </w:rPr>
-        <w:t xml:space="preserve">　　原句：________________________________________________</w:t>
-      </w:r>
-    </w:p>
-    <w:p>
-      <w:pPr>
-        <w:spacing w:before="0" w:after="60" w:line="288" w:lineRule="auto"/>
-      </w:pPr>
-      <w:r>
-        <w:rPr>
-          <w:rFonts w:ascii="宋体" w:hAnsi="宋体" w:eastAsia="宋体"/>
-          <w:b w:val="0"/>
-          <w:color w:val="1C1917"/>
-          <w:sz w:val="22"/>
-        </w:rPr>
-        <w:t>2. 意思：广泛地学、详细地问、谨慎地想、清楚地辨、切实地做。（学问思辨行）　[《礼记》]</w:t>
-      </w:r>
-    </w:p>
-    <w:p>
-      <w:pPr>
-        <w:spacing w:before="0" w:after="140" w:line="288" w:lineRule="auto"/>
-      </w:pPr>
-      <w:r>
-        <w:rPr>
-          <w:rFonts w:ascii="宋体" w:hAnsi="宋体" w:eastAsia="宋体"/>
-          <w:b w:val="0"/>
-          <w:color w:val="1C1917"/>
-          <w:sz w:val="24"/>
-        </w:rPr>
-        <w:t xml:space="preserve">　　原句：________________________________________________</w:t>
-      </w:r>
-    </w:p>
-    <w:p>
-      <w:pPr>
-        <w:spacing w:before="0" w:after="60" w:line="288" w:lineRule="auto"/>
-      </w:pPr>
-      <w:r>
-        <w:rPr>
-          <w:rFonts w:ascii="宋体" w:hAnsi="宋体" w:eastAsia="宋体"/>
-          <w:b w:val="0"/>
-          <w:color w:val="1C1917"/>
-          <w:sz w:val="22"/>
-        </w:rPr>
-        <w:t>3. 意思：再聪明的人，不学习就难有成就，不请教就难懂事理。　[王充]</w:t>
-      </w:r>
-    </w:p>
-    <w:p>
-      <w:pPr>
-        <w:spacing w:before="0" w:after="140" w:line="288" w:lineRule="auto"/>
-      </w:pPr>
-      <w:r>
-        <w:rPr>
-          <w:rFonts w:ascii="宋体" w:hAnsi="宋体" w:eastAsia="宋体"/>
-          <w:b w:val="0"/>
-          <w:color w:val="1C1917"/>
-          <w:sz w:val="24"/>
-        </w:rPr>
-        <w:t xml:space="preserve">　　原句：________________________________________________</w:t>
-      </w:r>
-    </w:p>
-    <w:p>
-      <w:pPr>
-        <w:spacing w:before="0" w:after="60" w:line="288" w:lineRule="auto"/>
-      </w:pPr>
-      <w:r>
-        <w:rPr>
-          <w:rFonts w:ascii="宋体" w:hAnsi="宋体" w:eastAsia="宋体"/>
-          <w:b w:val="0"/>
-          <w:color w:val="1C1917"/>
-          <w:sz w:val="22"/>
-        </w:rPr>
-        <w:t>4. 意思：人不是生下来就什么都懂，谁能没有疑惑呢？（孰＝谁）　[韩愈]</w:t>
-      </w:r>
-    </w:p>
-    <w:p>
-      <w:pPr>
-        <w:spacing w:before="0" w:after="140" w:line="288" w:lineRule="auto"/>
-      </w:pPr>
-      <w:r>
-        <w:rPr>
-          <w:rFonts w:ascii="宋体" w:hAnsi="宋体" w:eastAsia="宋体"/>
-          <w:b w:val="0"/>
-          <w:color w:val="1C1917"/>
-          <w:sz w:val="24"/>
-        </w:rPr>
-        <w:t xml:space="preserve">　　原句：________________________________________________</w:t>
-      </w:r>
-    </w:p>
-    <w:p>
-      <w:pPr>
-        <w:spacing w:before="0" w:after="60" w:line="288" w:lineRule="auto"/>
-      </w:pPr>
-      <w:r>
-        <w:rPr>
-          <w:rFonts w:ascii="宋体" w:hAnsi="宋体" w:eastAsia="宋体"/>
-          <w:b w:val="0"/>
-          <w:color w:val="1C1917"/>
-          <w:sz w:val="22"/>
-        </w:rPr>
-        <w:t>5. 意思：善于提问的人，不只怀疑别人已经怀疑的，更要去怀疑别人还没想到的。　[方以智]</w:t>
-      </w:r>
-    </w:p>
-    <w:p>
-      <w:pPr>
-        <w:spacing w:before="0" w:after="140" w:line="288" w:lineRule="auto"/>
-      </w:pPr>
-      <w:r>
-        <w:rPr>
-          <w:rFonts w:ascii="宋体" w:hAnsi="宋体" w:eastAsia="宋体"/>
-          <w:b w:val="0"/>
-          <w:color w:val="1C1917"/>
-          <w:sz w:val="24"/>
-        </w:rPr>
-        <w:t xml:space="preserve">　　原句：________________________________________________</w:t>
-      </w:r>
-    </w:p>
-    <w:p>
-      <w:pPr>
-        <w:spacing w:before="160" w:after="160" w:line="288" w:lineRule="auto"/>
-      </w:pPr>
-      <w:r>
-        <w:rPr>
-          <w:rFonts w:ascii="宋体" w:hAnsi="宋体" w:eastAsia="宋体"/>
-          <w:b/>
-          <w:color w:val="E85D04"/>
-          <w:sz w:val="24"/>
-        </w:rPr>
-        <w:t>四、综合填空（对齐单元卷）</w:t>
-      </w:r>
-    </w:p>
-    <w:p>
-      <w:pPr>
-        <w:spacing w:before="0" w:after="200" w:line="288" w:lineRule="auto"/>
-      </w:pPr>
-      <w:r>
-        <w:rPr>
-          <w:rFonts w:ascii="宋体" w:hAnsi="宋体" w:eastAsia="宋体"/>
-          <w:b w:val="0"/>
-          <w:color w:val="1C1917"/>
-          <w:sz w:val="22"/>
-        </w:rPr>
-        <w:t>从韩愈的“____________________，孰能无惑”和王充的“智能之士，____________________，____________________”这两句话中，我们明白了学习中遇到问题很正常，要敢于提问；像《中庸》中说的那样，努力做到“博____之，审____之，慎____之，明____之，笃____之”；正如方以智所说“善疑者，不疑________疑，而疑________疑”。</w:t>
-      </w:r>
-    </w:p>
-    <w:p>
-      <w:pPr>
-        <w:spacing w:before="160" w:after="160" w:line="288" w:lineRule="auto"/>
-      </w:pPr>
-      <w:r>
-        <w:rPr>
-          <w:rFonts w:ascii="宋体" w:hAnsi="宋体" w:eastAsia="宋体"/>
-          <w:b/>
-          <w:color w:val="E85D04"/>
-          <w:sz w:val="24"/>
-        </w:rPr>
-        <w:t>五、照样子，改写句子（词句段运用）</w:t>
+        <w:t>→ 那条狗高兴的时候叫，紧张的时候叫，发怒的时候也叫。</w:t>
       </w:r>
     </w:p>
     <w:p>
@@ -506,12 +310,26 @@
           <w:color w:val="1C1917"/>
           <w:sz w:val="22"/>
         </w:rPr>
-        <w:t>1. 例：那条狗高兴、紧张、发怒的时候都叫。</w:t>
+        <w:t>原句：那盏灯晴天、阴天、雨天的时候都亮着。</w:t>
       </w:r>
     </w:p>
     <w:p>
       <w:pPr>
-        <w:spacing w:before="0" w:after="80" w:line="288" w:lineRule="auto"/>
+        <w:spacing w:before="0" w:after="120" w:line="288" w:lineRule="auto"/>
+      </w:pPr>
+      <w:r>
+        <w:rPr>
+          <w:rFonts w:ascii="宋体" w:hAnsi="宋体" w:eastAsia="宋体"/>
+          <w:b w:val="0"/>
+          <w:color w:val="1C1917"/>
+          <w:sz w:val="24"/>
+        </w:rPr>
+        <w:t>改写：________________________________________________</w:t>
+      </w:r>
+    </w:p>
+    <w:p>
+      <w:pPr>
+        <w:spacing w:before="120" w:after="60" w:line="288" w:lineRule="auto"/>
       </w:pPr>
       <w:r>
         <w:rPr>
@@ -520,91 +338,7 @@
           <w:color w:val="C2410C"/>
           <w:sz w:val="20"/>
         </w:rPr>
-        <w:t xml:space="preserve">　　→ 那条狗高兴的时候叫，紧张的时候叫，发怒的时候也叫。</w:t>
-      </w:r>
-    </w:p>
-    <w:p>
-      <w:pPr>
-        <w:spacing w:before="0" w:after="40" w:line="288" w:lineRule="auto"/>
-      </w:pPr>
-      <w:r>
-        <w:rPr>
-          <w:rFonts w:ascii="宋体" w:hAnsi="宋体" w:eastAsia="宋体"/>
-          <w:b w:val="0"/>
-          <w:color w:val="1C1917"/>
-          <w:sz w:val="22"/>
-        </w:rPr>
-        <w:t xml:space="preserve">　　原句：那盏灯晴天、阴天、雨天的时候都亮着。</w:t>
-      </w:r>
-    </w:p>
-    <w:p>
-      <w:pPr>
-        <w:spacing w:before="0" w:after="160" w:line="288" w:lineRule="auto"/>
-      </w:pPr>
-      <w:r>
-        <w:rPr>
-          <w:rFonts w:ascii="宋体" w:hAnsi="宋体" w:eastAsia="宋体"/>
-          <w:b w:val="0"/>
-          <w:color w:val="1C1917"/>
-          <w:sz w:val="24"/>
-        </w:rPr>
-        <w:t xml:space="preserve">　　改写：________________________________________________</w:t>
-      </w:r>
-    </w:p>
-    <w:p>
-      <w:pPr>
-        <w:spacing w:before="0" w:after="40" w:line="288" w:lineRule="auto"/>
-      </w:pPr>
-      <w:r>
-        <w:rPr>
-          <w:rFonts w:ascii="宋体" w:hAnsi="宋体" w:eastAsia="宋体"/>
-          <w:b w:val="0"/>
-          <w:color w:val="1C1917"/>
-          <w:sz w:val="22"/>
-        </w:rPr>
-        <w:t>2. 例：人类呼风唤雨。→ 是谁呼风唤雨呢？当然是人类。</w:t>
-      </w:r>
-    </w:p>
-    <w:p>
-      <w:pPr>
-        <w:spacing w:before="0" w:after="40" w:line="288" w:lineRule="auto"/>
-      </w:pPr>
-      <w:r>
-        <w:rPr>
-          <w:rFonts w:ascii="宋体" w:hAnsi="宋体" w:eastAsia="宋体"/>
-          <w:b w:val="0"/>
-          <w:color w:val="1C1917"/>
-          <w:sz w:val="22"/>
-        </w:rPr>
-        <w:t xml:space="preserve">　　原句：妈妈把家里打扫得干干净净。</w:t>
-      </w:r>
-    </w:p>
-    <w:p>
-      <w:pPr>
-        <w:spacing w:before="0" w:after="160" w:line="288" w:lineRule="auto"/>
-      </w:pPr>
-      <w:r>
-        <w:rPr>
-          <w:rFonts w:ascii="宋体" w:hAnsi="宋体" w:eastAsia="宋体"/>
-          <w:b w:val="0"/>
-          <w:color w:val="1C1917"/>
-          <w:sz w:val="24"/>
-        </w:rPr>
-        <w:t xml:space="preserve">　　改写：________________________________________________</w:t>
-      </w:r>
-    </w:p>
-    <w:p>
-      <w:pPr>
-        <w:spacing w:before="160" w:after="60" w:line="288" w:lineRule="auto"/>
-      </w:pPr>
-      <w:r>
-        <w:rPr>
-          <w:rFonts w:ascii="宋体" w:hAnsi="宋体" w:eastAsia="宋体"/>
-          <w:b w:val="0"/>
-          <w:color w:val="C2410C"/>
-          <w:sz w:val="20"/>
-        </w:rPr>
-        <w:t>□补全过关　□填空过关　□据意写句过关　□错题入档</w:t>
+        <w:t>□约10–15分钟完成　□错题入档</w:t>
       </w:r>
     </w:p>
     <w:sectPr>

--- a/printables/gardens/U2-garden.docx
+++ b/printables/gardens/U2-garden.docx
@@ -72,7 +72,7 @@
           <w:color w:val="E85D04"/>
           <w:sz w:val="24"/>
         </w:rPr>
-        <w:t>一、补全名句（上/下句，共4题）</w:t>
+        <w:t>一、补全名句（写出后半句）</w:t>
       </w:r>
     </w:p>
     <w:p>
@@ -84,7 +84,7 @@
           <w:rFonts w:ascii="宋体" w:hAnsi="宋体" w:eastAsia="宋体"/>
           <w:b w:val="0"/>
           <w:color w:val="1C1917"/>
-          <w:sz w:val="26"/>
+          <w:sz w:val="24"/>
         </w:rPr>
         <w:t>1. 好问则裕，____________________</w:t>
       </w:r>
@@ -98,9 +98,9 @@
           <w:rFonts w:ascii="宋体" w:hAnsi="宋体" w:eastAsia="宋体"/>
           <w:b w:val="0"/>
           <w:color w:val="1C1917"/>
-          <w:sz w:val="26"/>
+          <w:sz w:val="24"/>
         </w:rPr>
-        <w:t>2. ____________________，审问之，慎思之，明辨之，笃行之。</w:t>
+        <w:t>2. 智能之士，____________________</w:t>
       </w:r>
     </w:p>
     <w:p>
@@ -112,23 +112,9 @@
           <w:rFonts w:ascii="宋体" w:hAnsi="宋体" w:eastAsia="宋体"/>
           <w:b w:val="0"/>
           <w:color w:val="1C1917"/>
-          <w:sz w:val="26"/>
+          <w:sz w:val="24"/>
         </w:rPr>
-        <w:t>3. 智能之士，____________________</w:t>
-      </w:r>
-    </w:p>
-    <w:p>
-      <w:pPr>
-        <w:spacing w:before="0" w:after="120" w:line="288" w:lineRule="auto"/>
-      </w:pPr>
-      <w:r>
-        <w:rPr>
-          <w:rFonts w:ascii="宋体" w:hAnsi="宋体" w:eastAsia="宋体"/>
-          <w:b w:val="0"/>
-          <w:color w:val="1C1917"/>
-          <w:sz w:val="26"/>
-        </w:rPr>
-        <w:t>4. ____________________，孰能无惑？</w:t>
+        <w:t>3. 人非生而知之者，____________________</w:t>
       </w:r>
     </w:p>
     <w:p>
@@ -142,7 +128,7 @@
           <w:color w:val="E85D04"/>
           <w:sz w:val="24"/>
         </w:rPr>
-        <w:t>二、关键词填空（2～3题）</w:t>
+        <w:t>二、关键词填空（与上一题不重复）</w:t>
       </w:r>
     </w:p>
     <w:p>
@@ -156,21 +142,7 @@
           <w:color w:val="1C1917"/>
           <w:sz w:val="24"/>
         </w:rPr>
-        <w:t>1. 人非生而知之者，____________________。</w:t>
-      </w:r>
-    </w:p>
-    <w:p>
-      <w:pPr>
-        <w:spacing w:before="0" w:after="100" w:line="288" w:lineRule="auto"/>
-      </w:pPr>
-      <w:r>
-        <w:rPr>
-          <w:rFonts w:ascii="宋体" w:hAnsi="宋体" w:eastAsia="宋体"/>
-          <w:b w:val="0"/>
-          <w:color w:val="1C1917"/>
-          <w:sz w:val="24"/>
-        </w:rPr>
-        <w:t>2. 博____之，审____之，慎____之，明____之，笃____之。</w:t>
+        <w:t>1. 博____之，审____之，慎____之，明____之，笃____之。</w:t>
       </w:r>
     </w:p>
     <w:p>
@@ -184,7 +156,7 @@
           <w:color w:val="1C1917"/>
           <w:sz w:val="24"/>
         </w:rPr>
-        <w:t>3. 善疑者，不疑________疑，而疑________疑。</w:t>
+        <w:t>2. 善疑者，不疑________疑，而疑________疑。</w:t>
       </w:r>
     </w:p>
     <w:p>
